--- a/document_templates/russian_library/Исковые_заявления/Защита_прав_потребителей/шаблон_Исковое_заявление_о_соразмерном_уменьшении_покупной_цены.docx
+++ b/document_templates/russian_library/Исковые_заявления/Защита_прав_потребителей/шаблон_Исковое_заявление_о_соразмерном_уменьшении_покупной_цены.docx
@@ -51,15 +51,14 @@
           <w:lang w:val="en-US"/>
         </w:rPr>
       </w:pPr>
-      <w:proofErr w:type="gramStart"/>
-      <w:r>
-        <w:rPr>
-          <w:rFonts w:ascii="Times New Roman" w:hAnsi="Times New Roman" w:cs="Times New Roman"/>
-          <w:sz w:val="24"/>
-          <w:szCs w:val="24"/>
-          <w:lang w:val="en-US"/>
-        </w:rPr>
-        <w:t>{{ court_w_t_w_r_w_prooferr_w_type_gramend_w_r_w_rpr_w_rfonts_w_ascii_times_new_roman_w_hansi_times_new_roman_w_cs_times_new_roman_w_sz_w_val_24_w_szcs_w_val_24_w_lang_w_val_en_us_w_rpr_w_t_xml_space_preserve_address }}</w:t>
+      <w:r>
+        <w:rPr>
+          <w:rFonts w:ascii="Times New Roman" w:hAnsi="Times New Roman" w:cs="Times New Roman"/>
+          <w:sz w:val="24"/>
+          <w:szCs w:val="24"/>
+          <w:lang w:val="en-US"/>
+        </w:rPr>
+        <w:t>{{ court_address }}</w:t>
       </w:r>
     </w:p>
     <w:p>
@@ -124,7 +123,7 @@
           <w:sz w:val="24"/>
           <w:szCs w:val="24"/>
         </w:rPr>
-        <w:t xml:space="preserve">{{ w_t_w_r_w_r_w_rpr_w_rfonts_w_ascii_times_new_roman_w_hansi_times_new_roman_w_cs_times_new_roman_w_sz_w_val_24_w_szcs_w_val_24_w_lang_w_val_en_us_w_rpr_w_t_plaintiff_w_t_w_r_w_r_w_rsidrpr_006147eb_w_rpr_w_rfonts_w_ascii_times_new_roman_w_hansi_times_new_roman_w_cs_times_new_roman_w_sz_w_val_24_w_szcs_w_val_24_w_rpr_w_t_xml_space_preserve_w_t_w_r_w_r_w_rpr_w_rfonts_w_ascii_times_new_roman_w_hansi_times_new_roman_w_cs_times_new_roman_w_sz_w_val_24_w_szcs_w_val_24_w_lang_w_val_en_us_w_rpr_w_t_passport_w_t_w_r_w_r_w_rsidrpr_006147eb_w_rpr_w_rfonts_w_ascii_times_new_roman_w_hansi_times_new_roman_w_cs_times_new_roman_w_sz_w_val_24_w_szcs_w_val_24_w_rpr_w_t_xml_space_preserve }}</w:t>
+        <w:t xml:space="preserve">{{ plaintiff_passport }}</w:t>
       </w:r>
     </w:p>
     <w:p>
@@ -151,7 +150,7 @@
           <w:sz w:val="24"/>
           <w:szCs w:val="24"/>
         </w:rPr>
-        <w:t xml:space="preserve">{{ w_t_w_r_w_r_w_rsidr_006147eb_w_rpr_w_rfonts_w_ascii_times_new_roman_w_hansi_times_new_roman_w_cs_times_new_roman_w_sz_w_val_24_w_szcs_w_val_24_w_lang_w_val_en_us_w_rpr_w_t_defendant_w_t_w_r_w_r_w_rsidr_006147eb_w_rsidrpr_006147eb_w_rpr_w_rfonts_w_ascii_times_new_roman_w_hansi_times_new_roman_w_cs_times_new_roman_w_sz_w_val_24_w_szcs_w_val_24_w_rpr_w_t_xml_space_preserve }}</w:t>
+        <w:t xml:space="preserve">{{ defendant }}</w:t>
       </w:r>
     </w:p>
     <w:p>
@@ -206,7 +205,7 @@
           <w:szCs w:val="24"/>
           <w:lang w:val="en-US"/>
         </w:rPr>
-        <w:t xml:space="preserve">{{ w_t_w_r_w_r_w_rsidr_006147eb_w_rpr_w_rfonts_w_ascii_times_new_roman_w_hansi_times_new_roman_w_cs_times_new_roman_w_sz_w_val_24_w_szcs_w_val_24_w_lang_w_val_en_us_w_rpr_w_t_defendant_w_t_w_r_w_r_w_rsidr_006147eb_w_rsidrpr_006147eb_w_rpr_w_rfonts_w_ascii_times_new_roman_w_hansi_times_new_roman_w_cs_times_new_roman_w_sz_w_val_24_w_szcs_w_val_24_w_lang_w_val_en_us_w_rpr_w_t_xml_space_preserve_w_t_w_r_w_r_w_rsidr_006147eb_w_rpr_w_rfonts_w_ascii_times_new_roman_w_hansi_times_new_roman_w_cs_times_new_roman_w_sz_w_val_24_w_szcs_w_val_24_w_lang_w_val_en_us_w_rpr_w_t_registration_address }}</w:t>
+        <w:t xml:space="preserve">{{ defendant }}</w:t>
       </w:r>
     </w:p>
     <w:p>
@@ -250,7 +249,7 @@
           <w:sz w:val="24"/>
           <w:szCs w:val="24"/>
         </w:rPr>
-        <w:t xml:space="preserve">{{ w_t_w_r_w_r_w_rsidr_006147eb_w_rpr_w_rfonts_w_ascii_times_new_roman_w_hansi_times_new_roman_w_cs_times_new_roman_w_sz_w_val_24_w_szcs_w_val_24_w_lang_w_val_en_us_w_rpr_w_t_plaintiff_w_t_w_r_w_r_w_rsidr_006147eb_w_rsidrpr_006147eb_w_rpr_w_rfonts_w_ascii_times_new_roman_w_hansi_times_new_roman_w_cs_times_new_roman_w_sz_w_val_24_w_szcs_w_val_24_w_rpr_w_t_xml_space_preserve }}</w:t>
+        <w:t xml:space="preserve">{{ plaintiff }}</w:t>
       </w:r>
       <w:r>
         <w:rPr>
@@ -266,7 +265,7 @@
           <w:sz w:val="24"/>
           <w:szCs w:val="24"/>
         </w:rPr>
-        <w:t xml:space="preserve"> {{ w_t_w_r_w_r_w_rsidr_006147eb_w_rpr_w_rfonts_w_ascii_times_new_roman_w_hansi_times_new_roman_w_cs_times_new_roman_w_sz_w_val_24_w_szcs_w_val_24_w_lang_w_val_en_us_w_rpr_w_t_purchase_w_t_w_r_w_r_w_rsidr_006147eb_w_rsidrpr_006147eb_w_rpr_w_rfonts_w_ascii_times_new_roman_w_hansi_times_new_roman_w_cs_times_new_roman_w_sz_w_val_24_w_szcs_w_val_24_w_rpr_w_t_xml_space_preserve_w_t_w_r_w_r_w_rsidr_006147eb_w_rpr_w_rfonts_w_ascii_times_new_roman_w_hansi_times_new_roman_w_cs_times_new_roman_w_sz_w_val_24_w_szcs_w_val_24_w_lang_w_val_en_us_w_rpr_w_t_date_w_t_w_r_w_r_w_rsidr_006147eb_w_rsidrpr_006147eb_w_rpr_w_rfonts_w_ascii_times_new_roman_w_hansi_times_new_roman_w_cs_times_new_roman_w_sz_w_val_24_w_szcs_w_val_24_w_rpr_w_t_xml_space_preserve }}</w:t>
+        <w:t xml:space="preserve"> {{ purchase_date }}</w:t>
       </w:r>
       <w:r>
         <w:rPr>
@@ -282,7 +281,7 @@
           <w:sz w:val="24"/>
           <w:szCs w:val="24"/>
         </w:rPr>
-        <w:t xml:space="preserve">{{ w_t_w_r_w_r_w_rsidr_006147eb_w_rpr_w_rfonts_w_ascii_times_new_roman_w_hansi_times_new_roman_w_cs_times_new_roman_w_sz_w_val_24_w_szcs_w_val_24_w_lang_w_val_en_us_w_rpr_w_t_store_w_t_w_r_w_r_w_rsidr_006147eb_w_rsidrpr_006147eb_w_rpr_w_rfonts_w_ascii_times_new_roman_w_hansi_times_new_roman_w_cs_times_new_roman_w_sz_w_val_24_w_szcs_w_val_24_w_rpr_w_t_xml_space_preserve_w_t_w_r_w_r_w_rsidr_006147eb_w_rpr_w_rfonts_w_ascii_times_new_roman_w_hansi_times_new_roman_w_cs_times_new_roman_w_sz_w_val_24_w_szcs_w_val_24_w_lang_w_val_en_us_w_rpr_w_t_name_w_t_w_r_w_r_w_rsidr_006147eb_w_rsidrpr_006147eb_w_rpr_w_rfonts_w_ascii_times_new_roman_w_hansi_times_new_roman_w_cs_times_new_roman_w_sz_w_val_24_w_szcs_w_val_24_w_rpr_w_t_xml_space_preserve }} {{ w_t_w_r_w_r_w_rsidr_006147eb_w_rpr_w_rfonts_w_ascii_times_new_roman_w_hansi_times_new_roman_w_cs_times_new_roman_w_sz_w_val_24_w_szcs_w_val_24_w_lang_w_val_en_us_w_rpr_w_t_item_w_t_w_r_w_r_w_rsidr_006147eb_w_rsidrpr_006147eb_w_rpr_w_rfonts_w_ascii_times_new_roman_w_hansi_times_new_roman_w_cs_times_new_roman_w_sz_w_val_24_w_szcs_w_val_24_w_rpr_w_t_xml_space_preserve_w_t_w_r_w_r_w_rsidr_006147eb_w_rpr_w_rfonts_w_ascii_times_new_roman_w_hansi_times_new_roman_w_cs_times_new_roman_w_sz_w_val_24_w_szcs_w_val_24_w_lang_w_val_en_us_w_rpr_w_t_name_w_t_w_r_w_r_w_rsidr_006147eb_w_rsidrpr_006147eb_w_rpr_w_rfonts_w_ascii_times_new_roman_w_hansi_times_new_roman_w_cs_times_new_roman_w_sz_w_val_24_w_szcs_w_val_24_w_rpr_w_t_xml_space_preserve }}</w:t>
+        <w:t xml:space="preserve">{{ store_name }} {{ item_name }}</w:t>
       </w:r>
       <w:r>
         <w:rPr>
@@ -298,7 +297,7 @@
           <w:sz w:val="24"/>
           <w:szCs w:val="24"/>
         </w:rPr>
-        <w:t xml:space="preserve">{{ w_t_w_r_w_r_w_rsidr_006147eb_w_rpr_w_rfonts_w_ascii_times_new_roman_w_hansi_times_new_roman_w_cs_times_new_roman_w_sz_w_val_24_w_szcs_w_val_24_w_lang_w_val_en_us_w_rpr_w_t_item_w_t_w_r_w_r_w_rsidr_006147eb_w_rsidrpr_006147eb_w_rpr_w_rfonts_w_ascii_times_new_roman_w_hansi_times_new_roman_w_cs_times_new_roman_w_sz_w_val_24_w_szcs_w_val_24_w_rpr_w_t_xml_space_preserve_w_t_w_r_w_r_w_rsidr_006147eb_w_rpr_w_rfonts_w_ascii_times_new_roman_w_hansi_times_new_roman_w_cs_times_new_roman_w_sz_w_val_24_w_szcs_w_val_24_w_lang_w_val_en_us_w_rpr_w_t_price_w_t_w_r_w_r_w_rsidr_006147eb_w_rsidrpr_006147eb_w_rpr_w_rfonts_w_ascii_times_new_roman_w_hansi_times_new_roman_w_cs_times_new_roman_w_sz_w_val_24_w_szcs_w_val_24_w_rpr_w_t_xml_space_preserve }}</w:t>
+        <w:t xml:space="preserve">{{ item_price }}</w:t>
       </w:r>
       <w:r>
         <w:rPr>
@@ -314,7 +313,7 @@
           <w:sz w:val="24"/>
           <w:szCs w:val="24"/>
         </w:rPr>
-        <w:t xml:space="preserve">{{ w_t_w_r_w_r_w_rsidr_006147eb_w_rpr_w_rfonts_w_ascii_times_new_roman_w_hansi_times_new_roman_w_cs_times_new_roman_w_sz_w_val_24_w_szcs_w_val_24_w_lang_w_val_en_us_w_rpr_w_t_delivery_w_t_w_r_w_r_w_rsidr_006147eb_w_rsidrpr_006147eb_w_rpr_w_rfonts_w_ascii_times_new_roman_w_hansi_times_new_roman_w_cs_times_new_roman_w_sz_w_val_24_w_szcs_w_val_24_w_rpr_w_t_xml_space_preserve_w_t_w_r_w_r_w_rsidr_006147eb_w_rpr_w_rfonts_w_ascii_times_new_roman_w_hansi_times_new_roman_w_cs_times_new_roman_w_sz_w_val_24_w_szcs_w_val_24_w_lang_w_val_en_us_w_rpr_w_t_details_w_t_w_r_w_r_w_rsidr_006147eb_w_rsidrpr_006147eb_w_rpr_w_rfonts_w_ascii_times_new_roman_w_hansi_times_new_roman_w_cs_times_new_roman_w_sz_w_val_24_w_szcs_w_val_24_w_rpr_w_t_xml_space_preserve }}</w:t>
+        <w:t xml:space="preserve">{{ delivery_details }}</w:t>
       </w:r>
       <w:r>
         <w:rPr>
@@ -330,7 +329,7 @@
           <w:sz w:val="24"/>
           <w:szCs w:val="24"/>
         </w:rPr>
-        <w:t xml:space="preserve">{{ w_t_w_r_w_r_w_rsidr_006147eb_w_rpr_w_rfonts_w_ascii_times_new_roman_w_hansi_times_new_roman_w_cs_times_new_roman_w_sz_w_val_24_w_szcs_w_val_24_w_lang_w_val_en_us_w_rpr_w_t_issue_w_t_w_r_w_r_w_rsidr_006147eb_w_rsidrpr_006147eb_w_rpr_w_rfonts_w_ascii_times_new_roman_w_hansi_times_new_roman_w_cs_times_new_roman_w_sz_w_val_24_w_szcs_w_val_24_w_rpr_w_t_xml_space_preserve_w_t_w_r_w_r_w_rsidr_006147eb_w_rpr_w_rfonts_w_ascii_times_new_roman_w_hansi_times_new_roman_w_cs_times_new_roman_w_sz_w_val_24_w_szcs_w_val_24_w_lang_w_val_en_us_w_rpr_w_t_description_w_t_w_r_w_r_w_rsidr_006147eb_w_rsidrpr_006147eb_w_rpr_w_rfonts_w_ascii_times_new_roman_w_hansi_times_new_roman_w_cs_times_new_roman_w_sz_w_val_24_w_szcs_w_val_24_w_rpr_w_t_xml_space_preserve }}</w:t>
+        <w:t xml:space="preserve">{{ issue_description }}</w:t>
       </w:r>
       <w:r>
         <w:rPr>
@@ -350,15 +349,14 @@
           <w:szCs w:val="24"/>
         </w:rPr>
       </w:pPr>
-      <w:proofErr w:type="gramStart"/>
-      <w:r>
-        <w:rPr>
-          <w:rFonts w:ascii="Times New Roman" w:hAnsi="Times New Roman" w:cs="Times New Roman"/>
-          <w:sz w:val="24"/>
-          <w:szCs w:val="24"/>
-          <w:lang w:val="en-US"/>
-        </w:rPr>
-        <w:t>{{ moral_w_t_w_r_w_prooferr_w_type_gramend_w_r_w_rpr_w_rfonts_w_ascii_times_new_roman_w_hansi_times_new_roman_w_cs_times_new_roman_w_sz_w_val_24_w_szcs_w_val_24_w_lang_w_val_en_us_w_rpr_w_t_xml_space_preserve_damage_description }}</w:t>
+      <w:r>
+        <w:rPr>
+          <w:rFonts w:ascii="Times New Roman" w:hAnsi="Times New Roman" w:cs="Times New Roman"/>
+          <w:sz w:val="24"/>
+          <w:szCs w:val="24"/>
+          <w:lang w:val="en-US"/>
+        </w:rPr>
+        <w:t>{{ moral_damage_description }}</w:t>
       </w:r>
       <w:r>
         <w:rPr>
@@ -447,7 +445,7 @@
           <w:sz w:val="24"/>
           <w:szCs w:val="24"/>
         </w:rPr>
-        <w:t>{{ w_t_w_r_w_r_w_rpr_w_rfonts_w_ascii_times_new_roman_w_hansi_times_new_roman_w_cs_times_new_roman_w_sz_w_val_24_w_szcs_w_val_24_w_lang_w_val_en_us_w_rpr_w_t_xml_space_preserve_claim_list }}</w:t>
+        <w:t>{{ claim_list }}</w:t>
       </w:r>
     </w:p>
     <w:p>
@@ -459,15 +457,14 @@
           <w:szCs w:val="24"/>
         </w:rPr>
       </w:pPr>
-      <w:proofErr w:type="gramStart"/>
-      <w:r>
-        <w:rPr>
-          <w:rFonts w:ascii="Times New Roman" w:hAnsi="Times New Roman" w:cs="Times New Roman"/>
-          <w:sz w:val="24"/>
-          <w:szCs w:val="24"/>
-          <w:lang w:val="en-US"/>
-        </w:rPr>
-        <w:t>{{ plaintiff_w_t_w_r_w_prooferr_w_type_gramend_w_r_w_rpr_w_rfonts_w_ascii_times_new_roman_w_hansi_times_new_roman_w_cs_times_new_roman_w_sz_w_val_24_w_szcs_w_val_24_w_lang_w_val_en_us_w_rpr_w_t_xml_space_preserve }}</w:t>
+      <w:r>
+        <w:rPr>
+          <w:rFonts w:ascii="Times New Roman" w:hAnsi="Times New Roman" w:cs="Times New Roman"/>
+          <w:sz w:val="24"/>
+          <w:szCs w:val="24"/>
+          <w:lang w:val="en-US"/>
+        </w:rPr>
+        <w:t>{{ plaintiff }}</w:t>
       </w:r>
       <w:r>
         <w:rPr>
